--- a/courts/ninth-circuit/california/state/court-of-appeal-first-district/petition-for-discretionary-review/usage/OUTPUT-petition-for-discretionary-review.docx
+++ b/courts/ninth-circuit/california/state/court-of-appeal-first-district/petition-for-discretionary-review/usage/OUTPUT-petition-for-discretionary-review.docx
@@ -832,9 +832,7 @@
         <w:t xml:space="preserve"> </w:t>
       </w:r>
       <w:r>
-        <w:t xml:space="preserve">751</w:t>
-        <w:noBreakHyphen/>
-        <w:t xml:space="preserve">7189</w:t>
+        <w:t xml:space="preserve">751-⁠7189</w:t>
       </w:r>
     </w:p>
     <w:p>
@@ -856,9 +854,7 @@
         <w:t xml:space="preserve"> </w:t>
       </w:r>
       <w:r>
-        <w:t xml:space="preserve">374</w:t>
-        <w:noBreakHyphen/>
-        <w:t xml:space="preserve">7147</w:t>
+        <w:t xml:space="preserve">374-⁠7147</w:t>
       </w:r>
     </w:p>
     <w:p>
@@ -5701,9 +5697,7 @@
         <w:t xml:space="preserve"> </w:t>
       </w:r>
       <w:r>
-        <w:t xml:space="preserve">14950</w:t>
-        <w:noBreakHyphen/>
-        <w:t xml:space="preserve">14960</w:t>
+        <w:t xml:space="preserve">14950-⁠14960</w:t>
       </w:r>
       <w:r>
         <w:t xml:space="preserve">   </w:t>
@@ -9401,25 +9395,13 @@
         <w:t xml:space="preserve"> </w:t>
       </w:r>
       <w:r>
-        <w:t xml:space="preserve">(1983) 462 U.S. 324, 331</w:t>
-      </w:r>
-      <w:r>
-        <w:noBreakHyphen/>
-      </w:r>
-      <w:r>
-        <w:t xml:space="preserve">332.) As this court construes Public</w:t>
-      </w:r>
-      <w:r>
-        <w:t xml:space="preserve"> </w:t>
-      </w:r>
-      <w:r>
-        <w:t xml:space="preserve">Law 280 and related case law, “Congress withheld from states in the civil arena . . . ‘general state civil regulatory control’” and, equally important, Congress only “affirmatively granted” to state courts “adjudicative authority over ‘private legal disputes’ involving ‘reservation Indians.’” (Slip op., at 12</w:t>
-      </w:r>
-      <w:r>
-        <w:noBreakHyphen/>
-      </w:r>
-      <w:r>
-        <w:t xml:space="preserve">14;</w:t>
+        <w:t xml:space="preserve">(1983) 462 U.S. 324, 331-⁠332.) As this court construes Public</w:t>
+      </w:r>
+      <w:r>
+        <w:t xml:space="preserve"> </w:t>
+      </w:r>
+      <w:r>
+        <w:t xml:space="preserve">Law 280 and related case law, “Congress withheld from states in the civil arena . . . ‘general state civil regulatory control’” and, equally important, Congress only “affirmatively granted” to state courts “adjudicative authority over ‘private legal disputes’ involving ‘reservation Indians.’” (Slip op., at 12-⁠14;</w:t>
       </w:r>
       <w:r>
         <w:t xml:space="preserve"> </w:t>
@@ -9575,13 +9557,7 @@
         <w:t xml:space="preserve"> </w:t>
       </w:r>
       <w:r>
-        <w:t xml:space="preserve">Law 280.” (Slip op. at 13</w:t>
-      </w:r>
-      <w:r>
-        <w:noBreakHyphen/>
-      </w:r>
-      <w:r>
-        <w:t xml:space="preserve">14.) On this basis, the court held that it lacked adjudicatory subject matter jurisdiction to even hear respondent’s California’s Unfair Competition Law (“UCL”)</w:t>
+        <w:t xml:space="preserve">Law 280.” (Slip op. at 13-⁠14.) On this basis, the court held that it lacked adjudicatory subject matter jurisdiction to even hear respondent’s California’s Unfair Competition Law (“UCL”)</w:t>
       </w:r>
       <w:r>
         <w:rPr>
@@ -9672,13 +9648,7 @@
         <w:pStyle w:val="BodyText"/>
       </w:pPr>
       <w:r>
-        <w:t xml:space="preserve">In Section III-C of the court’s September 25, 2018 opinion, entitled “Public Law 280: Criminal/​Prohibitory Jurisdiction,” the court embarked upon a discussion of an issue entirely new issue to this appeal and one never proposed nor briefed by any party to the proceeding. (Slip op., at 20</w:t>
-      </w:r>
-      <w:r>
-        <w:noBreakHyphen/>
-      </w:r>
-      <w:r>
-        <w:t xml:space="preserve">24.) Here is how the court raised this previously unlitigated issue:</w:t>
+        <w:t xml:space="preserve">In Section III-C of the court’s September 25, 2018 opinion, entitled “Public Law 280: Criminal/​Prohibitory Jurisdiction,” the court embarked upon a discussion of an issue entirely new issue to this appeal and one never proposed nor briefed by any party to the proceeding. (Slip op., at 20-⁠24.) Here is how the court raised this previously unlitigated issue:</w:t>
       </w:r>
     </w:p>
     <w:p>
@@ -9715,13 +9685,7 @@
         <w:pStyle w:val="BodyText"/>
       </w:pPr>
       <w:r>
-        <w:t xml:space="preserve">(Slip op., at 20</w:t>
-      </w:r>
-      <w:r>
-        <w:noBreakHyphen/>
-      </w:r>
-      <w:r>
-        <w:t xml:space="preserve">21.) In the foregoing passage, this court converted an appeal about the scope of California’s civil regulatory jurisdiction, both within and without Indian Country, into an appeal about whether the challenged civil regulatory statutes were actually “criminal/​regulatory in nature and thus within the grant of criminal jurisdiction in section 2 of Public</w:t>
+        <w:t xml:space="preserve">(Slip op., at 20-⁠21.) In the foregoing passage, this court converted an appeal about the scope of California’s civil regulatory jurisdiction, both within and without Indian Country, into an appeal about whether the challenged civil regulatory statutes were actually “criminal/​regulatory in nature and thus within the grant of criminal jurisdiction in section 2 of Public</w:t>
       </w:r>
       <w:r>
         <w:t xml:space="preserve"> </w:t>
@@ -9951,13 +9915,7 @@
         <w:t xml:space="preserve"> </w:t>
       </w:r>
       <w:r>
-        <w:t xml:space="preserve">(1976) 425 U.S. 463, 481</w:t>
-      </w:r>
-      <w:r>
-        <w:noBreakHyphen/>
-      </w:r>
-      <w:r>
-        <w:t xml:space="preserve">483 (</w:t>
+        <w:t xml:space="preserve">(1976) 425 U.S. 463, 481-⁠483 (</w:t>
       </w:r>
       <w:r>
         <w:rPr>
@@ -9997,13 +9955,7 @@
         <w:t xml:space="preserve"> </w:t>
       </w:r>
       <w:r>
-        <w:t xml:space="preserve">(1980) 447 U.S. 134, 154</w:t>
-      </w:r>
-      <w:r>
-        <w:noBreakHyphen/>
-      </w:r>
-      <w:r>
-        <w:t xml:space="preserve">155 (</w:t>
+        <w:t xml:space="preserve">(1980) 447 U.S. 134, 154-⁠155 (</w:t>
       </w:r>
       <w:r>
         <w:rPr>
@@ -10043,13 +9995,7 @@
         <w:t xml:space="preserve"> </w:t>
       </w:r>
       <w:r>
-        <w:t xml:space="preserve">(1994) 512 U.S. 61, 73</w:t>
-      </w:r>
-      <w:r>
-        <w:noBreakHyphen/>
-      </w:r>
-      <w:r>
-        <w:t xml:space="preserve">76 (</w:t>
+        <w:t xml:space="preserve">(1994) 512 U.S. 61, 73-⁠76 (</w:t>
       </w:r>
       <w:r>
         <w:rPr>
@@ -11086,13 +11032,7 @@
         <w:t xml:space="preserve">Bracker</w:t>
       </w:r>
       <w:r>
-        <w:t xml:space="preserve">, the trial court applied a procrustean litmus test based on off-reservation “contacts,” which, in its erroneous estimation, ipso facto, without further inquiry, conferred adjudicative subject matter jurisdiction, as if it had discovered the “minimum contacts” necessary to assert long-arm jurisdiction under state law. (CT, pp. 001370</w:t>
-      </w:r>
-      <w:r>
-        <w:noBreakHyphen/>
-      </w:r>
-      <w:r>
-        <w:t xml:space="preserve">71, ¶ 25;</w:t>
+        <w:t xml:space="preserve">, the trial court applied a procrustean litmus test based on off-reservation “contacts,” which, in its erroneous estimation, ipso facto, without further inquiry, conferred adjudicative subject matter jurisdiction, as if it had discovered the “minimum contacts” necessary to assert long-arm jurisdiction under state law. (CT, pp. 001370-⁠71, ¶ 25;</w:t>
       </w:r>
       <w:r>
         <w:t xml:space="preserve"> </w:t>
@@ -11122,13 +11062,7 @@
         <w:t xml:space="preserve"> </w:t>
       </w:r>
       <w:r>
-        <w:t xml:space="preserve">(1980) 448 U.S. 136, 142</w:t>
-      </w:r>
-      <w:r>
-        <w:noBreakHyphen/>
-      </w:r>
-      <w:r>
-        <w:t xml:space="preserve">145 (</w:t>
+        <w:t xml:space="preserve">(1980) 448 U.S. 136, 142-⁠145 (</w:t>
       </w:r>
       <w:r>
         <w:rPr>
@@ -11249,13 +11183,7 @@
         <w:t xml:space="preserve">Bracker</w:t>
       </w:r>
       <w:r>
-        <w:t xml:space="preserve">, supra, 448 U.S. at pp. 142</w:t>
-      </w:r>
-      <w:r>
-        <w:noBreakHyphen/>
-      </w:r>
-      <w:r>
-        <w:t xml:space="preserve">143.)</w:t>
+        <w:t xml:space="preserve">, supra, 448 U.S. at pp. 142-⁠143.)</w:t>
       </w:r>
     </w:p>
     <w:p>
@@ -11298,13 +11226,7 @@
         <w:t xml:space="preserve"> </w:t>
       </w:r>
       <w:r>
-        <w:t xml:space="preserve">(1889) 81 Cal. 408, 471</w:t>
-      </w:r>
-      <w:r>
-        <w:noBreakHyphen/>
-      </w:r>
-      <w:r>
-        <w:t xml:space="preserve">472 (</w:t>
+        <w:t xml:space="preserve">(1889) 81 Cal. 408, 471-⁠472 (</w:t>
       </w:r>
       <w:r>
         <w:rPr>
@@ -12051,13 +11973,7 @@
         <w:t xml:space="preserve">Bracker</w:t>
       </w:r>
       <w:r>
-        <w:t xml:space="preserve">, supra, 448 U.S. at pp. 142</w:t>
-      </w:r>
-      <w:r>
-        <w:noBreakHyphen/>
-      </w:r>
-      <w:r>
-        <w:t xml:space="preserve">143.)</w:t>
+        <w:t xml:space="preserve">, supra, 448 U.S. at pp. 142-⁠143.)</w:t>
       </w:r>
     </w:p>
     <w:p>
@@ -12188,13 +12104,7 @@
         <w:t xml:space="preserve">Bracker</w:t>
       </w:r>
       <w:r>
-        <w:t xml:space="preserve">, supra, 448 U.S. at pp. 142</w:t>
-      </w:r>
-      <w:r>
-        <w:noBreakHyphen/>
-      </w:r>
-      <w:r>
-        <w:t xml:space="preserve">145;</w:t>
+        <w:t xml:space="preserve">, supra, 448 U.S. at pp. 142-⁠145;</w:t>
       </w:r>
       <w:r>
         <w:t xml:space="preserve"> </w:t>
@@ -12217,13 +12127,7 @@
         <w:t xml:space="preserve">Jessup</w:t>
       </w:r>
       <w:r>
-        <w:t xml:space="preserve">, supra, 81 Cal. at pp. 471</w:t>
-      </w:r>
-      <w:r>
-        <w:noBreakHyphen/>
-      </w:r>
-      <w:r>
-        <w:t xml:space="preserve">472; CRC</w:t>
+        <w:t xml:space="preserve">, supra, 81 Cal. at pp. 471-⁠472; CRC</w:t>
       </w:r>
       <w:r>
         <w:t xml:space="preserve"> </w:t>
@@ -12816,13 +12720,7 @@
         <w:t xml:space="preserve">Bracker</w:t>
       </w:r>
       <w:r>
-        <w:t xml:space="preserve">, supra, 448 U.S. at pp. 142</w:t>
-      </w:r>
-      <w:r>
-        <w:noBreakHyphen/>
-      </w:r>
-      <w:r>
-        <w:t xml:space="preserve">145.) If the effect of “off-reservation” enforcement is to render Wiyot tribal law a nullity, then “off-reservation” enforcement is no cure-all for a state regulatory regime that nonetheless infringes “the right of reservation Indians to make their own laws and be ruled by them.” (</w:t>
+        <w:t xml:space="preserve">, supra, 448 U.S. at pp. 142-⁠145.) If the effect of “off-reservation” enforcement is to render Wiyot tribal law a nullity, then “off-reservation” enforcement is no cure-all for a state regulatory regime that nonetheless infringes “the right of reservation Indians to make their own laws and be ruled by them.” (</w:t>
       </w:r>
       <w:r>
         <w:rPr>
@@ -12865,13 +12763,7 @@
         <w:t xml:space="preserve">Jessup</w:t>
       </w:r>
       <w:r>
-        <w:t xml:space="preserve">, supra, 81 Cal. At 471</w:t>
-      </w:r>
-      <w:r>
-        <w:noBreakHyphen/>
-      </w:r>
-      <w:r>
-        <w:t xml:space="preserve">472; CRC</w:t>
+        <w:t xml:space="preserve">, supra, 81 Cal. At 471-⁠472; CRC</w:t>
       </w:r>
       <w:r>
         <w:t xml:space="preserve"> </w:t>
@@ -16236,7 +16128,7 @@
     <w:qFormat/>
     <w:pPr>
       <w:keepLines/>
-      <w:spacing w:before="0" w:after="130" w:line="312" w:lineRule="exact"/>
+      <w:spacing w:before="13" w:after="130" w:line="312" w:lineRule="exact"/>
     </w:pPr>
     <w:rPr>
       <w:sz w:val="26"/>
